--- a/documents/校园二手交易与物品流转平台需求规格说明书.docx
+++ b/documents/校园二手交易与物品流转平台需求规格说明书.docx
@@ -1620,7 +1620,7 @@
             <w:noProof/>
             <w:webHidden/>
           </w:rPr>
-          <w:t>15</w:t>
+          <w:t>16</w:t>
         </w:r>
         <w:r>
           <w:rPr>
@@ -1693,7 +1693,7 @@
             <w:noProof/>
             <w:webHidden/>
           </w:rPr>
-          <w:t>15</w:t>
+          <w:t>16</w:t>
         </w:r>
         <w:r>
           <w:rPr>
@@ -1767,7 +1767,7 @@
             <w:noProof/>
             <w:webHidden/>
           </w:rPr>
-          <w:t>15</w:t>
+          <w:t>16</w:t>
         </w:r>
         <w:r>
           <w:rPr>
@@ -1841,7 +1841,7 @@
             <w:noProof/>
             <w:webHidden/>
           </w:rPr>
-          <w:t>16</w:t>
+          <w:t>18</w:t>
         </w:r>
         <w:r>
           <w:rPr>
@@ -1915,7 +1915,7 @@
             <w:noProof/>
             <w:webHidden/>
           </w:rPr>
-          <w:t>18</w:t>
+          <w:t>19</w:t>
         </w:r>
         <w:r>
           <w:rPr>
@@ -1989,7 +1989,7 @@
             <w:noProof/>
             <w:webHidden/>
           </w:rPr>
-          <w:t>19</w:t>
+          <w:t>20</w:t>
         </w:r>
         <w:r>
           <w:rPr>
@@ -2063,7 +2063,7 @@
             <w:noProof/>
             <w:webHidden/>
           </w:rPr>
-          <w:t>20</w:t>
+          <w:t>21</w:t>
         </w:r>
         <w:r>
           <w:rPr>
@@ -2136,7 +2136,7 @@
             <w:noProof/>
             <w:webHidden/>
           </w:rPr>
-          <w:t>21</w:t>
+          <w:t>23</w:t>
         </w:r>
         <w:r>
           <w:rPr>
@@ -2210,7 +2210,7 @@
             <w:noProof/>
             <w:webHidden/>
           </w:rPr>
-          <w:t>21</w:t>
+          <w:t>23</w:t>
         </w:r>
         <w:r>
           <w:rPr>
@@ -2284,7 +2284,7 @@
             <w:noProof/>
             <w:webHidden/>
           </w:rPr>
-          <w:t>23</w:t>
+          <w:t>25</w:t>
         </w:r>
         <w:r>
           <w:rPr>
@@ -2358,7 +2358,7 @@
             <w:noProof/>
             <w:webHidden/>
           </w:rPr>
-          <w:t>24</w:t>
+          <w:t>25</w:t>
         </w:r>
         <w:r>
           <w:rPr>
@@ -2431,7 +2431,7 @@
             <w:noProof/>
             <w:webHidden/>
           </w:rPr>
-          <w:t>25</w:t>
+          <w:t>26</w:t>
         </w:r>
         <w:r>
           <w:rPr>
@@ -2505,7 +2505,7 @@
             <w:noProof/>
             <w:webHidden/>
           </w:rPr>
-          <w:t>25</w:t>
+          <w:t>26</w:t>
         </w:r>
         <w:r>
           <w:rPr>
@@ -2579,7 +2579,7 @@
             <w:noProof/>
             <w:webHidden/>
           </w:rPr>
-          <w:t>27</w:t>
+          <w:t>28</w:t>
         </w:r>
         <w:r>
           <w:rPr>
@@ -2653,7 +2653,7 @@
             <w:noProof/>
             <w:webHidden/>
           </w:rPr>
-          <w:t>29</w:t>
+          <w:t>30</w:t>
         </w:r>
         <w:r>
           <w:rPr>
@@ -2727,7 +2727,7 @@
             <w:noProof/>
             <w:webHidden/>
           </w:rPr>
-          <w:t>32</w:t>
+          <w:t>33</w:t>
         </w:r>
         <w:r>
           <w:rPr>
@@ -2801,7 +2801,7 @@
             <w:noProof/>
             <w:webHidden/>
           </w:rPr>
-          <w:t>33</w:t>
+          <w:t>34</w:t>
         </w:r>
         <w:r>
           <w:rPr>
@@ -2874,7 +2874,7 @@
             <w:noProof/>
             <w:webHidden/>
           </w:rPr>
-          <w:t>34</w:t>
+          <w:t>35</w:t>
         </w:r>
         <w:r>
           <w:rPr>
@@ -2948,7 +2948,7 @@
             <w:noProof/>
             <w:webHidden/>
           </w:rPr>
-          <w:t>34</w:t>
+          <w:t>35</w:t>
         </w:r>
         <w:r>
           <w:rPr>
@@ -3022,7 +3022,7 @@
             <w:noProof/>
             <w:webHidden/>
           </w:rPr>
-          <w:t>34</w:t>
+          <w:t>35</w:t>
         </w:r>
         <w:r>
           <w:rPr>
@@ -3096,7 +3096,7 @@
             <w:noProof/>
             <w:webHidden/>
           </w:rPr>
-          <w:t>34</w:t>
+          <w:t>35</w:t>
         </w:r>
         <w:r>
           <w:rPr>
@@ -3170,7 +3170,7 @@
             <w:noProof/>
             <w:webHidden/>
           </w:rPr>
-          <w:t>34</w:t>
+          <w:t>36</w:t>
         </w:r>
         <w:r>
           <w:rPr>
@@ -3243,7 +3243,7 @@
             <w:noProof/>
             <w:webHidden/>
           </w:rPr>
-          <w:t>34</w:t>
+          <w:t>36</w:t>
         </w:r>
         <w:r>
           <w:rPr>
@@ -3317,7 +3317,7 @@
             <w:noProof/>
             <w:webHidden/>
           </w:rPr>
-          <w:t>34</w:t>
+          <w:t>36</w:t>
         </w:r>
         <w:r>
           <w:rPr>
@@ -3391,7 +3391,7 @@
             <w:noProof/>
             <w:webHidden/>
           </w:rPr>
-          <w:t>34</w:t>
+          <w:t>36</w:t>
         </w:r>
         <w:r>
           <w:rPr>
@@ -3465,7 +3465,7 @@
             <w:noProof/>
             <w:webHidden/>
           </w:rPr>
-          <w:t>34</w:t>
+          <w:t>36</w:t>
         </w:r>
         <w:r>
           <w:rPr>
@@ -3539,7 +3539,7 @@
             <w:noProof/>
             <w:webHidden/>
           </w:rPr>
-          <w:t>34</w:t>
+          <w:t>37</w:t>
         </w:r>
         <w:r>
           <w:rPr>
@@ -3612,7 +3612,7 @@
             <w:noProof/>
             <w:webHidden/>
           </w:rPr>
-          <w:t>34</w:t>
+          <w:t>37</w:t>
         </w:r>
         <w:r>
           <w:rPr>
@@ -3686,7 +3686,7 @@
             <w:noProof/>
             <w:webHidden/>
           </w:rPr>
-          <w:t>34</w:t>
+          <w:t>37</w:t>
         </w:r>
         <w:r>
           <w:rPr>
@@ -3760,7 +3760,7 @@
             <w:noProof/>
             <w:webHidden/>
           </w:rPr>
-          <w:t>34</w:t>
+          <w:t>37</w:t>
         </w:r>
         <w:r>
           <w:rPr>
@@ -3834,7 +3834,7 @@
             <w:noProof/>
             <w:webHidden/>
           </w:rPr>
-          <w:t>34</w:t>
+          <w:t>37</w:t>
         </w:r>
         <w:r>
           <w:rPr>
@@ -3908,7 +3908,7 @@
             <w:noProof/>
             <w:webHidden/>
           </w:rPr>
-          <w:t>34</w:t>
+          <w:t>37</w:t>
         </w:r>
         <w:r>
           <w:rPr>
@@ -3982,7 +3982,7 @@
             <w:noProof/>
             <w:webHidden/>
           </w:rPr>
-          <w:t>34</w:t>
+          <w:t>37</w:t>
         </w:r>
         <w:r>
           <w:rPr>
@@ -4056,7 +4056,7 @@
             <w:noProof/>
             <w:webHidden/>
           </w:rPr>
-          <w:t>34</w:t>
+          <w:t>37</w:t>
         </w:r>
         <w:r>
           <w:rPr>
@@ -10915,6 +10915,529 @@
     </w:p>
     <w:p>
       <w:pPr>
+        <w:spacing w:after="120" w:line="360" w:lineRule="auto"/>
+        <w:ind w:firstLine="480"/>
+      </w:pPr>
+      <w:r>
+        <w:rPr>
+          <w:rFonts w:ascii="楷体" w:hAnsi="楷体"/>
+          <w:sz w:val="24"/>
+        </w:rPr>
+        <w:t>核心任务采用“发现物品—核对交易内容—本人订单—交付与处理结果”的连续路径。公开入口仅展示BR03允许交易的物品及BR14允许的卖方信息；本人订单按归属展示成立时快照、当前阶段、登记及争议标记。管理入口与当事人入口分开，治理身份不提供代下单、代登记或代收货操作。</w:t>
+      </w:r>
+    </w:p>
+    <w:p>
+      <w:pPr>
+        <w:spacing w:after="120" w:line="360" w:lineRule="auto"/>
+        <w:ind w:firstLine="480"/>
+      </w:pPr>
+      <w:r>
+        <w:rPr>
+          <w:rFonts w:ascii="楷体" w:hAnsi="楷体"/>
+          <w:sz w:val="24"/>
+        </w:rPr>
+        <w:t>表2-2 关键交互与反馈要求</w:t>
+      </w:r>
+    </w:p>
+    <w:tbl>
+      <w:tblPr>
+        <w:tblStyle w:val="aff1"/>
+        <w:tblW w:w="0" w:type="auto"/>
+        <w:jc w:val="center"/>
+        <w:tblLayout w:type="fixed"/>
+        <w:tblCellMar>
+          <w:top w:w="30" w:type="dxa"/>
+          <w:left w:w="60" w:type="dxa"/>
+          <w:bottom w:w="30" w:type="dxa"/>
+          <w:right w:w="60" w:type="dxa"/>
+        </w:tblCellMar>
+        <w:tblLook w:val="04A0" w:firstRow="1" w:lastRow="0" w:firstColumn="1" w:lastColumn="0" w:noHBand="0" w:noVBand="1"/>
+      </w:tblPr>
+      <w:tblGrid>
+        <w:gridCol w:w="1735"/>
+        <w:gridCol w:w="2795"/>
+        <w:gridCol w:w="2988"/>
+        <w:gridCol w:w="2120"/>
+      </w:tblGrid>
+      <w:tr>
+        <w:trPr>
+          <w:cantSplit/>
+          <w:tblHeader/>
+        </w:trPr>
+        <w:tc>
+          <w:tcPr>
+            <w:tcW w:type="dxa" w:w="1735"/>
+          </w:tcPr>
+          <w:p>
+            <w:pPr>
+              <w:spacing w:line="276" w:lineRule="auto" w:after="40"/>
+            </w:pPr>
+            <w:r>
+              <w:rPr>
+                <w:rFonts w:ascii="楷体" w:hAnsi="楷体"/>
+                <w:b/>
+                <w:sz w:val="21"/>
+              </w:rPr>
+              <w:t>任务</w:t>
+            </w:r>
+          </w:p>
+        </w:tc>
+        <w:tc>
+          <w:tcPr>
+            <w:tcW w:type="dxa" w:w="2795"/>
+          </w:tcPr>
+          <w:p>
+            <w:pPr>
+              <w:spacing w:line="276" w:lineRule="auto" w:after="40"/>
+            </w:pPr>
+            <w:r>
+              <w:rPr>
+                <w:rFonts w:ascii="楷体" w:hAnsi="楷体"/>
+                <w:b/>
+                <w:sz w:val="21"/>
+              </w:rPr>
+              <w:t>输入及操作</w:t>
+            </w:r>
+          </w:p>
+        </w:tc>
+        <w:tc>
+          <w:tcPr>
+            <w:tcW w:type="dxa" w:w="2988"/>
+          </w:tcPr>
+          <w:p>
+            <w:pPr>
+              <w:spacing w:line="276" w:lineRule="auto" w:after="40"/>
+            </w:pPr>
+            <w:r>
+              <w:rPr>
+                <w:rFonts w:ascii="楷体" w:hAnsi="楷体"/>
+                <w:b/>
+                <w:sz w:val="21"/>
+              </w:rPr>
+              <w:t>反馈与恢复</w:t>
+            </w:r>
+          </w:p>
+        </w:tc>
+        <w:tc>
+          <w:tcPr>
+            <w:tcW w:type="dxa" w:w="2120"/>
+          </w:tcPr>
+          <w:p>
+            <w:pPr>
+              <w:spacing w:line="276" w:lineRule="auto" w:after="40"/>
+            </w:pPr>
+            <w:r>
+              <w:rPr>
+                <w:rFonts w:ascii="楷体" w:hAnsi="楷体"/>
+                <w:b/>
+                <w:sz w:val="21"/>
+              </w:rPr>
+              <w:t>关联</w:t>
+            </w:r>
+          </w:p>
+        </w:tc>
+      </w:tr>
+      <w:tr>
+        <w:trPr>
+          <w:cantSplit/>
+        </w:trPr>
+        <w:tc>
+          <w:tcPr>
+            <w:tcW w:type="dxa" w:w="1735"/>
+          </w:tcPr>
+          <w:p>
+            <w:pPr>
+              <w:spacing w:line="276" w:lineRule="auto" w:after="40"/>
+            </w:pPr>
+            <w:r>
+              <w:rPr>
+                <w:rFonts w:ascii="楷体" w:hAnsi="楷体"/>
+                <w:b w:val="0"/>
+                <w:sz w:val="21"/>
+              </w:rPr>
+              <w:t>下单与查询</w:t>
+            </w:r>
+          </w:p>
+        </w:tc>
+        <w:tc>
+          <w:tcPr>
+            <w:tcW w:type="dxa" w:w="2795"/>
+          </w:tcPr>
+          <w:p>
+            <w:pPr>
+              <w:spacing w:line="276" w:lineRule="auto" w:after="40"/>
+            </w:pPr>
+            <w:r>
+              <w:rPr>
+                <w:rFonts w:ascii="楷体" w:hAnsi="楷体"/>
+                <w:b w:val="0"/>
+                <w:sz w:val="21"/>
+              </w:rPr>
+              <w:t>核对物品、约定价格及本次购买意图</w:t>
+            </w:r>
+          </w:p>
+        </w:tc>
+        <w:tc>
+          <w:tcPr>
+            <w:tcW w:type="dxa" w:w="2988"/>
+          </w:tcPr>
+          <w:p>
+            <w:pPr>
+              <w:spacing w:line="276" w:lineRule="auto" w:after="40"/>
+            </w:pPr>
+            <w:r>
+              <w:rPr>
+                <w:rFonts w:ascii="楷体" w:hAnsi="楷体"/>
+                <w:b w:val="0"/>
+                <w:sz w:val="21"/>
+              </w:rPr>
+              <w:t>成功返回订单；处理中或结果未知时保留原意图并提供查询，不引导反复新建订单</w:t>
+            </w:r>
+          </w:p>
+        </w:tc>
+        <w:tc>
+          <w:tcPr>
+            <w:tcW w:type="dxa" w:w="2120"/>
+          </w:tcPr>
+          <w:p>
+            <w:pPr>
+              <w:spacing w:line="276" w:lineRule="auto" w:after="40"/>
+            </w:pPr>
+            <w:r>
+              <w:rPr>
+                <w:rFonts w:ascii="楷体" w:hAnsi="楷体"/>
+                <w:b w:val="0"/>
+                <w:sz w:val="21"/>
+              </w:rPr>
+              <w:t>UC05；BR06、10、20</w:t>
+            </w:r>
+          </w:p>
+        </w:tc>
+      </w:tr>
+      <w:tr>
+        <w:trPr>
+          <w:cantSplit/>
+        </w:trPr>
+        <w:tc>
+          <w:tcPr>
+            <w:tcW w:type="dxa" w:w="1735"/>
+          </w:tcPr>
+          <w:p>
+            <w:pPr>
+              <w:spacing w:line="276" w:lineRule="auto" w:after="40"/>
+            </w:pPr>
+            <w:r>
+              <w:rPr>
+                <w:rFonts w:ascii="楷体" w:hAnsi="楷体"/>
+                <w:b w:val="0"/>
+                <w:sz w:val="21"/>
+              </w:rPr>
+              <w:t>交付与收货</w:t>
+            </w:r>
+          </w:p>
+        </w:tc>
+        <w:tc>
+          <w:tcPr>
+            <w:tcW w:type="dxa" w:w="2795"/>
+          </w:tcPr>
+          <w:p>
+            <w:pPr>
+              <w:spacing w:line="276" w:lineRule="auto" w:after="40"/>
+            </w:pPr>
+            <w:r>
+              <w:rPr>
+                <w:rFonts w:ascii="楷体" w:hAnsi="楷体"/>
+                <w:b w:val="0"/>
+                <w:sz w:val="21"/>
+              </w:rPr>
+              <w:t>卖方登记实际交付说明；买方本人确认收到</w:t>
+            </w:r>
+          </w:p>
+        </w:tc>
+        <w:tc>
+          <w:tcPr>
+            <w:tcW w:type="dxa" w:w="2988"/>
+          </w:tcPr>
+          <w:p>
+            <w:pPr>
+              <w:spacing w:line="276" w:lineRule="auto" w:after="40"/>
+            </w:pPr>
+            <w:r>
+              <w:rPr>
+                <w:rFonts w:ascii="楷体" w:hAnsi="楷体"/>
+                <w:b w:val="0"/>
+                <w:sz w:val="21"/>
+              </w:rPr>
+              <w:t>登记后明确“待买方确认”，不得显示成交；越权和阶段冲突说明原因，保持原结果</w:t>
+            </w:r>
+          </w:p>
+        </w:tc>
+        <w:tc>
+          <w:tcPr>
+            <w:tcW w:type="dxa" w:w="2120"/>
+          </w:tcPr>
+          <w:p>
+            <w:pPr>
+              <w:spacing w:line="276" w:lineRule="auto" w:after="40"/>
+            </w:pPr>
+            <w:r>
+              <w:rPr>
+                <w:rFonts w:ascii="楷体" w:hAnsi="楷体"/>
+                <w:b w:val="0"/>
+                <w:sz w:val="21"/>
+              </w:rPr>
+              <w:t>UC06；BR08、14</w:t>
+            </w:r>
+          </w:p>
+        </w:tc>
+      </w:tr>
+      <w:tr>
+        <w:trPr>
+          <w:cantSplit/>
+        </w:trPr>
+        <w:tc>
+          <w:tcPr>
+            <w:tcW w:type="dxa" w:w="1735"/>
+          </w:tcPr>
+          <w:p>
+            <w:pPr>
+              <w:spacing w:line="276" w:lineRule="auto" w:after="40"/>
+            </w:pPr>
+            <w:r>
+              <w:rPr>
+                <w:rFonts w:ascii="楷体" w:hAnsi="楷体"/>
+                <w:b w:val="0"/>
+                <w:sz w:val="21"/>
+              </w:rPr>
+              <w:t>普通取消</w:t>
+            </w:r>
+          </w:p>
+        </w:tc>
+        <w:tc>
+          <w:tcPr>
+            <w:tcW w:type="dxa" w:w="2795"/>
+          </w:tcPr>
+          <w:p>
+            <w:pPr>
+              <w:spacing w:line="276" w:lineRule="auto" w:after="40"/>
+            </w:pPr>
+            <w:r>
+              <w:rPr>
+                <w:rFonts w:ascii="楷体" w:hAnsi="楷体"/>
+                <w:b w:val="0"/>
+                <w:sz w:val="21"/>
+              </w:rPr>
+              <w:t>原因、未实际交付声明、确认取消影响</w:t>
+            </w:r>
+          </w:p>
+        </w:tc>
+        <w:tc>
+          <w:tcPr>
+            <w:tcW w:type="dxa" w:w="2988"/>
+          </w:tcPr>
+          <w:p>
+            <w:pPr>
+              <w:spacing w:line="276" w:lineRule="auto" w:after="40"/>
+            </w:pPr>
+            <w:r>
+              <w:rPr>
+                <w:rFonts w:ascii="楷体" w:hAnsi="楷体"/>
+                <w:b w:val="0"/>
+                <w:sz w:val="21"/>
+              </w:rPr>
+              <w:t>缺声明保留可安全保留的输入；已登记、报告已交付或受理争议时拒绝普通取消并提示补登记或争议入口</w:t>
+            </w:r>
+          </w:p>
+        </w:tc>
+        <w:tc>
+          <w:tcPr>
+            <w:tcW w:type="dxa" w:w="2120"/>
+          </w:tcPr>
+          <w:p>
+            <w:pPr>
+              <w:spacing w:line="276" w:lineRule="auto" w:after="40"/>
+            </w:pPr>
+            <w:r>
+              <w:rPr>
+                <w:rFonts w:ascii="楷体" w:hAnsi="楷体"/>
+                <w:b w:val="0"/>
+                <w:sz w:val="21"/>
+              </w:rPr>
+              <w:t>UC07；BR09</w:t>
+            </w:r>
+          </w:p>
+        </w:tc>
+      </w:tr>
+      <w:tr>
+        <w:trPr>
+          <w:cantSplit/>
+        </w:trPr>
+        <w:tc>
+          <w:tcPr>
+            <w:tcW w:type="dxa" w:w="1735"/>
+          </w:tcPr>
+          <w:p>
+            <w:pPr>
+              <w:spacing w:line="276" w:lineRule="auto" w:after="40"/>
+            </w:pPr>
+            <w:r>
+              <w:rPr>
+                <w:rFonts w:ascii="楷体" w:hAnsi="楷体"/>
+                <w:b w:val="0"/>
+                <w:sz w:val="21"/>
+              </w:rPr>
+              <w:t>争议与治理</w:t>
+            </w:r>
+          </w:p>
+        </w:tc>
+        <w:tc>
+          <w:tcPr>
+            <w:tcW w:type="dxa" w:w="2795"/>
+          </w:tcPr>
+          <w:p>
+            <w:pPr>
+              <w:spacing w:line="276" w:lineRule="auto" w:after="40"/>
+            </w:pPr>
+            <w:r>
+              <w:rPr>
+                <w:rFonts w:ascii="楷体" w:hAnsi="楷体"/>
+                <w:b w:val="0"/>
+                <w:sz w:val="21"/>
+              </w:rPr>
+              <w:t>对象、理由、证据及核查依据</w:t>
+            </w:r>
+          </w:p>
+        </w:tc>
+        <w:tc>
+          <w:tcPr>
+            <w:tcW w:type="dxa" w:w="2988"/>
+          </w:tcPr>
+          <w:p>
+            <w:pPr>
+              <w:spacing w:line="276" w:lineRule="auto" w:after="40"/>
+            </w:pPr>
+            <w:r>
+              <w:rPr>
+                <w:rFonts w:ascii="楷体" w:hAnsi="楷体"/>
+                <w:b w:val="0"/>
+                <w:sz w:val="21"/>
+              </w:rPr>
+              <w:t>展示原订单阶段及争议标记；继续履约按原阶段恢复，异常终止明确物品不可直接重售</w:t>
+            </w:r>
+          </w:p>
+        </w:tc>
+        <w:tc>
+          <w:tcPr>
+            <w:tcW w:type="dxa" w:w="2120"/>
+          </w:tcPr>
+          <w:p>
+            <w:pPr>
+              <w:spacing w:line="276" w:lineRule="auto" w:after="40"/>
+            </w:pPr>
+            <w:r>
+              <w:rPr>
+                <w:rFonts w:ascii="楷体" w:hAnsi="楷体"/>
+                <w:b w:val="0"/>
+                <w:sz w:val="21"/>
+              </w:rPr>
+              <w:t>UC10、11；BR12、15、19</w:t>
+            </w:r>
+          </w:p>
+        </w:tc>
+      </w:tr>
+      <w:tr>
+        <w:trPr>
+          <w:cantSplit/>
+        </w:trPr>
+        <w:tc>
+          <w:tcPr>
+            <w:tcW w:type="dxa" w:w="1735"/>
+          </w:tcPr>
+          <w:p>
+            <w:pPr>
+              <w:spacing w:line="276" w:lineRule="auto" w:after="40"/>
+            </w:pPr>
+            <w:r>
+              <w:rPr>
+                <w:rFonts w:ascii="楷体" w:hAnsi="楷体"/>
+                <w:b w:val="0"/>
+                <w:sz w:val="21"/>
+              </w:rPr>
+              <w:t>旧单沟通与终态反馈</w:t>
+            </w:r>
+          </w:p>
+        </w:tc>
+        <w:tc>
+          <w:tcPr>
+            <w:tcW w:type="dxa" w:w="2795"/>
+          </w:tcPr>
+          <w:p>
+            <w:pPr>
+              <w:spacing w:line="276" w:lineRule="auto" w:after="40"/>
+            </w:pPr>
+            <w:r>
+              <w:rPr>
+                <w:rFonts w:ascii="楷体" w:hAnsi="楷体"/>
+                <w:b w:val="0"/>
+                <w:sz w:val="21"/>
+              </w:rPr>
+              <w:t>当事人输入交接信息、提醒或反馈</w:t>
+            </w:r>
+          </w:p>
+        </w:tc>
+        <w:tc>
+          <w:tcPr>
+            <w:tcW w:type="dxa" w:w="2988"/>
+          </w:tcPr>
+          <w:p>
+            <w:pPr>
+              <w:spacing w:line="276" w:lineRule="auto" w:after="40"/>
+            </w:pPr>
+            <w:r>
+              <w:rPr>
+                <w:rFonts w:ascii="楷体" w:hAnsi="楷体"/>
+                <w:b w:val="0"/>
+                <w:sz w:val="21"/>
+              </w:rPr>
+              <w:t>受限账户保留旧单必要入口；终态会话只读，反馈转举报且不重开订单</w:t>
+            </w:r>
+          </w:p>
+        </w:tc>
+        <w:tc>
+          <w:tcPr>
+            <w:tcW w:type="dxa" w:w="2120"/>
+          </w:tcPr>
+          <w:p>
+            <w:pPr>
+              <w:spacing w:line="276" w:lineRule="auto" w:after="40"/>
+            </w:pPr>
+            <w:r>
+              <w:rPr>
+                <w:rFonts w:ascii="楷体" w:hAnsi="楷体"/>
+                <w:b w:val="0"/>
+                <w:sz w:val="21"/>
+              </w:rPr>
+              <w:t>UC03、06、09；BR12、17、19</w:t>
+            </w:r>
+          </w:p>
+        </w:tc>
+      </w:tr>
+    </w:tbl>
+    <w:p>
+      <w:pPr>
+        <w:spacing w:after="120" w:line="360" w:lineRule="auto"/>
+        <w:ind w:firstLine="480"/>
+      </w:pPr>
+      <w:r>
+        <w:rPr>
+          <w:rFonts w:ascii="楷体" w:hAnsi="楷体"/>
+          <w:sz w:val="24"/>
+        </w:rPr>
+        <w:t>输入缺失、资格不符和状态已变化应给出可理解的原因；返回、取消编辑不得提交业务操作。空列表说明暂无可交易物品并提供本人订单入口。重复回执应显示原订单当前进度；修改关键内容属于新操作，不能复用原意图。公开页不出现私有订单、真实姓名、学号、认证材料、联系方式或交接地点。具体业务条件以第4章为准，不由页面提示改变。</w:t>
+      </w:r>
+    </w:p>
+    <w:p>
+      <w:pPr>
         <w:keepNext/>
         <w:spacing w:before="160" w:after="120" w:line="360" w:lineRule="auto"/>
         <w:outlineLvl w:val="1"/>
@@ -10937,6 +11460,375 @@
         <w:t>外部接口与人工交接</w:t>
       </w:r>
       <w:bookmarkEnd w:id="18"/>
+    </w:p>
+    <w:p>
+      <w:pPr>
+        <w:spacing w:after="120" w:line="360" w:lineRule="auto"/>
+        <w:ind w:firstLine="480"/>
+      </w:pPr>
+      <w:r>
+        <w:rPr>
+          <w:rFonts w:ascii="楷体" w:hAnsi="楷体"/>
+          <w:sz w:val="24"/>
+        </w:rPr>
+        <w:t>本期只描述业务资料已经涉及的通知、资格审核与线下交付边界，不预设校园统一身份接口、支付网关或自动调度服务。外部接口尚未确定的协议、响应时限和重试策略继续引用TBD-B-02、TBD-B-03，不将原型模拟方式规定为正式实现。</w:t>
+      </w:r>
+    </w:p>
+    <w:p>
+      <w:pPr>
+        <w:spacing w:after="120" w:line="360" w:lineRule="auto"/>
+        <w:ind w:firstLine="480"/>
+      </w:pPr>
+      <w:r>
+        <w:rPr>
+          <w:rFonts w:ascii="楷体" w:hAnsi="楷体"/>
+          <w:sz w:val="24"/>
+        </w:rPr>
+        <w:t>表2-3 外部依赖与人工交接要求</w:t>
+      </w:r>
+    </w:p>
+    <w:tbl>
+      <w:tblPr>
+        <w:tblStyle w:val="aff1"/>
+        <w:tblW w:w="0" w:type="auto"/>
+        <w:jc w:val="center"/>
+        <w:tblLayout w:type="fixed"/>
+        <w:tblCellMar>
+          <w:top w:w="30" w:type="dxa"/>
+          <w:left w:w="60" w:type="dxa"/>
+          <w:bottom w:w="30" w:type="dxa"/>
+          <w:right w:w="60" w:type="dxa"/>
+        </w:tblCellMar>
+        <w:tblLook w:val="04A0" w:firstRow="1" w:lastRow="0" w:firstColumn="1" w:lastColumn="0" w:noHBand="0" w:noVBand="1"/>
+      </w:tblPr>
+      <w:tblGrid>
+        <w:gridCol w:w="1735"/>
+        <w:gridCol w:w="2795"/>
+        <w:gridCol w:w="2988"/>
+        <w:gridCol w:w="2120"/>
+      </w:tblGrid>
+      <w:tr>
+        <w:trPr>
+          <w:cantSplit/>
+          <w:tblHeader/>
+        </w:trPr>
+        <w:tc>
+          <w:tcPr>
+            <w:tcW w:type="dxa" w:w="1735"/>
+          </w:tcPr>
+          <w:p>
+            <w:pPr>
+              <w:spacing w:line="276" w:lineRule="auto" w:after="40"/>
+            </w:pPr>
+            <w:r>
+              <w:rPr>
+                <w:rFonts w:ascii="楷体" w:hAnsi="楷体"/>
+                <w:b/>
+                <w:sz w:val="21"/>
+              </w:rPr>
+              <w:t>交互</w:t>
+            </w:r>
+          </w:p>
+        </w:tc>
+        <w:tc>
+          <w:tcPr>
+            <w:tcW w:type="dxa" w:w="2795"/>
+          </w:tcPr>
+          <w:p>
+            <w:pPr>
+              <w:spacing w:line="276" w:lineRule="auto" w:after="40"/>
+            </w:pPr>
+            <w:r>
+              <w:rPr>
+                <w:rFonts w:ascii="楷体" w:hAnsi="楷体"/>
+                <w:b/>
+                <w:sz w:val="21"/>
+              </w:rPr>
+              <w:t>输入与责任</w:t>
+            </w:r>
+          </w:p>
+        </w:tc>
+        <w:tc>
+          <w:tcPr>
+            <w:tcW w:type="dxa" w:w="2988"/>
+          </w:tcPr>
+          <w:p>
+            <w:pPr>
+              <w:spacing w:line="276" w:lineRule="auto" w:after="40"/>
+            </w:pPr>
+            <w:r>
+              <w:rPr>
+                <w:rFonts w:ascii="楷体" w:hAnsi="楷体"/>
+                <w:b/>
+                <w:sz w:val="21"/>
+              </w:rPr>
+              <w:t>输出与业务处理</w:t>
+            </w:r>
+          </w:p>
+        </w:tc>
+        <w:tc>
+          <w:tcPr>
+            <w:tcW w:type="dxa" w:w="2120"/>
+          </w:tcPr>
+          <w:p>
+            <w:pPr>
+              <w:spacing w:line="276" w:lineRule="auto" w:after="40"/>
+            </w:pPr>
+            <w:r>
+              <w:rPr>
+                <w:rFonts w:ascii="楷体" w:hAnsi="楷体"/>
+                <w:b/>
+                <w:sz w:val="21"/>
+              </w:rPr>
+              <w:t>边界及关联</w:t>
+            </w:r>
+          </w:p>
+        </w:tc>
+      </w:tr>
+      <w:tr>
+        <w:trPr>
+          <w:cantSplit/>
+        </w:trPr>
+        <w:tc>
+          <w:tcPr>
+            <w:tcW w:type="dxa" w:w="1735"/>
+          </w:tcPr>
+          <w:p>
+            <w:pPr>
+              <w:spacing w:line="276" w:lineRule="auto" w:after="40"/>
+            </w:pPr>
+            <w:r>
+              <w:rPr>
+                <w:rFonts w:ascii="楷体" w:hAnsi="楷体"/>
+                <w:b w:val="0"/>
+                <w:sz w:val="21"/>
+              </w:rPr>
+              <w:t>结果通知</w:t>
+            </w:r>
+          </w:p>
+        </w:tc>
+        <w:tc>
+          <w:tcPr>
+            <w:tcW w:type="dxa" w:w="2795"/>
+          </w:tcPr>
+          <w:p>
+            <w:pPr>
+              <w:spacing w:line="276" w:lineRule="auto" w:after="40"/>
+            </w:pPr>
+            <w:r>
+              <w:rPr>
+                <w:rFonts w:ascii="楷体" w:hAnsi="楷体"/>
+                <w:b w:val="0"/>
+                <w:sz w:val="21"/>
+              </w:rPr>
+              <w:t>系统在审核、交易或处置结果成立后请求通知；仅向有权接收者发送必要信息</w:t>
+            </w:r>
+          </w:p>
+        </w:tc>
+        <w:tc>
+          <w:tcPr>
+            <w:tcW w:type="dxa" w:w="2988"/>
+          </w:tcPr>
+          <w:p>
+            <w:pPr>
+              <w:spacing w:line="276" w:lineRule="auto" w:after="40"/>
+            </w:pPr>
+            <w:r>
+              <w:rPr>
+                <w:rFonts w:ascii="楷体" w:hAnsi="楷体"/>
+                <w:b w:val="0"/>
+                <w:sz w:val="21"/>
+              </w:rPr>
+              <w:t>失败不撤销已成立结果；用户可查询本人业务记录；重发不得重复执行业务</w:t>
+            </w:r>
+          </w:p>
+        </w:tc>
+        <w:tc>
+          <w:tcPr>
+            <w:tcW w:type="dxa" w:w="2120"/>
+          </w:tcPr>
+          <w:p>
+            <w:pPr>
+              <w:spacing w:line="276" w:lineRule="auto" w:after="40"/>
+            </w:pPr>
+            <w:r>
+              <w:rPr>
+                <w:rFonts w:ascii="楷体" w:hAnsi="楷体"/>
+                <w:b w:val="0"/>
+                <w:sz w:val="21"/>
+              </w:rPr>
+              <w:t>1.6、BR14、16；TBD-B-03</w:t>
+            </w:r>
+          </w:p>
+        </w:tc>
+      </w:tr>
+      <w:tr>
+        <w:trPr>
+          <w:cantSplit/>
+        </w:trPr>
+        <w:tc>
+          <w:tcPr>
+            <w:tcW w:type="dxa" w:w="1735"/>
+          </w:tcPr>
+          <w:p>
+            <w:pPr>
+              <w:spacing w:line="276" w:lineRule="auto" w:after="40"/>
+            </w:pPr>
+            <w:r>
+              <w:rPr>
+                <w:rFonts w:ascii="楷体" w:hAnsi="楷体"/>
+                <w:b w:val="0"/>
+                <w:sz w:val="21"/>
+              </w:rPr>
+              <w:t>校园资格审核</w:t>
+            </w:r>
+          </w:p>
+        </w:tc>
+        <w:tc>
+          <w:tcPr>
+            <w:tcW w:type="dxa" w:w="2795"/>
+          </w:tcPr>
+          <w:p>
+            <w:pPr>
+              <w:spacing w:line="276" w:lineRule="auto" w:after="40"/>
+            </w:pPr>
+            <w:r>
+              <w:rPr>
+                <w:rFonts w:ascii="楷体" w:hAnsi="楷体"/>
+                <w:b w:val="0"/>
+                <w:sz w:val="21"/>
+              </w:rPr>
+              <w:t>用户提交本人材料，授权管理员审核当前版本并登记原因</w:t>
+            </w:r>
+          </w:p>
+        </w:tc>
+        <w:tc>
+          <w:tcPr>
+            <w:tcW w:type="dxa" w:w="2988"/>
+          </w:tcPr>
+          <w:p>
+            <w:pPr>
+              <w:spacing w:line="276" w:lineRule="auto" w:after="40"/>
+            </w:pPr>
+            <w:r>
+              <w:rPr>
+                <w:rFonts w:ascii="楷体" w:hAnsi="楷体"/>
+                <w:b w:val="0"/>
+                <w:sz w:val="21"/>
+              </w:rPr>
+              <w:t>返回审核结论；退回后显式重提，旧记录保留；未通过不授予交易资格</w:t>
+            </w:r>
+          </w:p>
+        </w:tc>
+        <w:tc>
+          <w:tcPr>
+            <w:tcW w:type="dxa" w:w="2120"/>
+          </w:tcPr>
+          <w:p>
+            <w:pPr>
+              <w:spacing w:line="276" w:lineRule="auto" w:after="40"/>
+            </w:pPr>
+            <w:r>
+              <w:rPr>
+                <w:rFonts w:ascii="楷体" w:hAnsi="楷体"/>
+                <w:b w:val="0"/>
+                <w:sz w:val="21"/>
+              </w:rPr>
+              <w:t>UC01；BR01、10；本轮原型使用模拟资格</w:t>
+            </w:r>
+          </w:p>
+        </w:tc>
+      </w:tr>
+      <w:tr>
+        <w:trPr>
+          <w:cantSplit/>
+        </w:trPr>
+        <w:tc>
+          <w:tcPr>
+            <w:tcW w:type="dxa" w:w="1735"/>
+          </w:tcPr>
+          <w:p>
+            <w:pPr>
+              <w:spacing w:line="276" w:lineRule="auto" w:after="40"/>
+            </w:pPr>
+            <w:r>
+              <w:rPr>
+                <w:rFonts w:ascii="楷体" w:hAnsi="楷体"/>
+                <w:b w:val="0"/>
+                <w:sz w:val="21"/>
+              </w:rPr>
+              <w:t>线下交付</w:t>
+            </w:r>
+          </w:p>
+        </w:tc>
+        <w:tc>
+          <w:tcPr>
+            <w:tcW w:type="dxa" w:w="2795"/>
+          </w:tcPr>
+          <w:p>
+            <w:pPr>
+              <w:spacing w:line="276" w:lineRule="auto" w:after="40"/>
+            </w:pPr>
+            <w:r>
+              <w:rPr>
+                <w:rFonts w:ascii="楷体" w:hAnsi="楷体"/>
+                <w:b w:val="0"/>
+                <w:sz w:val="21"/>
+              </w:rPr>
+              <w:t>双方线下验货与结算，卖方登记说明，买方本人确认</w:t>
+            </w:r>
+          </w:p>
+        </w:tc>
+        <w:tc>
+          <w:tcPr>
+            <w:tcW w:type="dxa" w:w="2988"/>
+          </w:tcPr>
+          <w:p>
+            <w:pPr>
+              <w:spacing w:line="276" w:lineRule="auto" w:after="40"/>
+            </w:pPr>
+            <w:r>
+              <w:rPr>
+                <w:rFonts w:ascii="楷体" w:hAnsi="楷体"/>
+                <w:b w:val="0"/>
+                <w:sz w:val="21"/>
+              </w:rPr>
+              <w:t>保存登记与确认事实；有分歧进入争议，平台不自动判定实物交付及款项结算</w:t>
+            </w:r>
+          </w:p>
+        </w:tc>
+        <w:tc>
+          <w:tcPr>
+            <w:tcW w:type="dxa" w:w="2120"/>
+          </w:tcPr>
+          <w:p>
+            <w:pPr>
+              <w:spacing w:line="276" w:lineRule="auto" w:after="40"/>
+            </w:pPr>
+            <w:r>
+              <w:rPr>
+                <w:rFonts w:ascii="楷体" w:hAnsi="楷体"/>
+                <w:b w:val="0"/>
+                <w:sz w:val="21"/>
+              </w:rPr>
+              <w:t>UC06、07、10；BR08、09、19</w:t>
+            </w:r>
+          </w:p>
+        </w:tc>
+      </w:tr>
+    </w:tbl>
+    <w:p>
+      <w:pPr>
+        <w:spacing w:after="120" w:line="360" w:lineRule="auto"/>
+        <w:ind w:firstLine="480"/>
+      </w:pPr>
+      <w:r>
+        <w:rPr>
+          <w:rFonts w:ascii="楷体" w:hAnsi="楷体"/>
+          <w:sz w:val="24"/>
+        </w:rPr>
+        <w:t>人工补证和核查由实际参与者提供依据，系统记录对象、操作者、时间及处理结果。通知失败时查询原订单的路径应保持可用；外部材料不足时保留待核查状态，不以接口成功回执替代人的事实确认。</w:t>
+      </w:r>
     </w:p>
     <w:p>
       <w:pPr>
@@ -27519,6 +28411,32 @@
     </w:p>
     <w:p>
       <w:pPr>
+        <w:spacing w:after="120" w:line="360" w:lineRule="auto"/>
+        <w:ind w:firstLine="480"/>
+      </w:pPr>
+      <w:r>
+        <w:rPr>
+          <w:rFonts w:ascii="楷体" w:hAnsi="楷体"/>
+          <w:sz w:val="24"/>
+        </w:rPr>
+        <w:t>质量目标按表6-1统一管理。下单、取消、登记和确认应保持订单、物品及统计的一致结果：同物品至多一笔有效订单，重复操作不重复产生业务效果；取消与登记以先成立的合法操作为界。性能与容量须结合活跃用户、数据规模和测量环境确定，当前没有已确认的响应时间、吞吐量或容量数值，记为TBD-C-01，交A组织确认、D纳入待决与验收。</w:t>
+      </w:r>
+    </w:p>
+    <w:p>
+      <w:pPr>
+        <w:spacing w:after="120" w:line="360" w:lineRule="auto"/>
+        <w:ind w:firstLine="480"/>
+      </w:pPr>
+      <w:r>
+        <w:rPr>
+          <w:rFonts w:ascii="楷体" w:hAnsi="楷体"/>
+          <w:sz w:val="24"/>
+        </w:rPr>
+        <w:t>本地内存原型只能检查顺序执行和预设故障情境下的数据结果。正式并发需要在实现阶段以多会话重叠请求、事务结果和最终数据核对验证；浏览器页面顺畅或单进程检查通过不构成后台性能、并发或容量结论。</w:t>
+      </w:r>
+    </w:p>
+    <w:p>
+      <w:pPr>
         <w:keepNext/>
         <w:spacing w:before="160" w:after="120" w:line="360" w:lineRule="auto"/>
         <w:outlineLvl w:val="1"/>
@@ -27541,6 +28459,32 @@
         <w:t>可靠性、安全与隐私</w:t>
       </w:r>
       <w:bookmarkEnd w:id="37"/>
+    </w:p>
+    <w:p>
+      <w:pPr>
+        <w:spacing w:after="120" w:line="360" w:lineRule="auto"/>
+        <w:ind w:firstLine="480"/>
+      </w:pPr>
+      <w:r>
+        <w:rPr>
+          <w:rFonts w:ascii="楷体" w:hAnsi="楷体"/>
+          <w:sz w:val="24"/>
+        </w:rPr>
+        <w:t>身份及对象归属应在返回私有结果前核验，同次重试也不得绕过访问范围。受限账户的新业务与旧单必要权利分别判断；管理处置需保留原因，不得代替买方确认。公开信息遵守BR14，历史保留与删除要求引用3.5及TBD-B-04。</w:t>
+      </w:r>
+    </w:p>
+    <w:p>
+      <w:pPr>
+        <w:spacing w:after="120" w:line="360" w:lineRule="auto"/>
+        <w:ind w:firstLine="480"/>
+      </w:pPr>
+      <w:r>
+        <w:rPr>
+          <w:rFonts w:ascii="楷体" w:hAnsi="楷体"/>
+          <w:sz w:val="24"/>
+        </w:rPr>
+        <w:t>通知失败不得撤销业务结果，响应丢失应允许查询原结果；拒绝请求不得覆盖已成立的订单、占用或成交。恢复时效、可接受数据丢失、备份与恢复策略尚无确认依据，记为TBD-C-02；在明确目标及真实持久化实现前仅保留验证方案。原型刷新即重置不作为正式系统恢复方案。</w:t>
+      </w:r>
     </w:p>
     <w:p>
       <w:pPr>
@@ -27569,6 +28513,32 @@
     </w:p>
     <w:p>
       <w:pPr>
+        <w:spacing w:after="120" w:line="360" w:lineRule="auto"/>
+        <w:ind w:firstLine="480"/>
+      </w:pPr>
+      <w:r>
+        <w:rPr>
+          <w:rFonts w:ascii="楷体" w:hAnsi="楷体"/>
+          <w:sz w:val="24"/>
+        </w:rPr>
+        <w:t>操作界面应显示当前业务阶段、失败原因和可继续的入口，区分“登记交付”“确认收到”“继续履约”“异常终止”。必要声明与处置原因在提交前检查，错误后保留可安全保留的输入；终态只提供历史查询及适用反馈，不继续显示待完成的操作承诺。</w:t>
+      </w:r>
+    </w:p>
+    <w:p>
+      <w:pPr>
+        <w:spacing w:after="120" w:line="360" w:lineRule="auto"/>
+        <w:ind w:firstLine="480"/>
+      </w:pPr>
+      <w:r>
+        <w:rPr>
+          <w:rFonts w:ascii="楷体" w:hAnsi="楷体"/>
+          <w:sz w:val="24"/>
+        </w:rPr>
+        <w:t>规则编号、状态名称和关联用例应可追踪到唯一正文定义。规则调整后同步受影响的交互、场景及复验材料，避免在原型、表格和报告各维护一份不同政策。界面可在桌面及窄屏检查文字、按钮和反馈可读性；正式易用性结论仍需实际成员走查。</w:t>
+      </w:r>
+    </w:p>
+    <w:p>
+      <w:pPr>
         <w:keepNext/>
         <w:spacing w:before="160" w:after="120" w:line="360" w:lineRule="auto"/>
         <w:outlineLvl w:val="1"/>
@@ -27592,6 +28562,670 @@
       </w:r>
       <w:bookmarkEnd w:id="39"/>
     </w:p>
+    <w:p>
+      <w:pPr>
+        <w:spacing w:after="120" w:line="360" w:lineRule="auto"/>
+        <w:ind w:firstLine="480"/>
+      </w:pPr>
+      <w:r>
+        <w:rPr>
+          <w:rFonts w:ascii="楷体" w:hAnsi="楷体"/>
+          <w:sz w:val="24"/>
+        </w:rPr>
+        <w:t>表6-1的业务不变量直接引用现有BR；没有依据的数值保持待确认。检查通过只限已执行的方法和范围，具体操作与结果见7.3及质量验证报告。选择核心闭环验证是为了优先暴露交易一致性和权限问题，不缩减需求清单中其他功能的正式范围。</w:t>
+      </w:r>
+    </w:p>
+    <w:p>
+      <w:pPr>
+        <w:spacing w:after="120" w:line="360" w:lineRule="auto"/>
+        <w:ind w:firstLine="480"/>
+      </w:pPr>
+      <w:r>
+        <w:rPr>
+          <w:rFonts w:ascii="楷体" w:hAnsi="楷体"/>
+          <w:sz w:val="24"/>
+        </w:rPr>
+        <w:t>表6-1 质量情境与检验口径</w:t>
+      </w:r>
+    </w:p>
+    <w:tbl>
+      <w:tblPr>
+        <w:tblStyle w:val="aff1"/>
+        <w:tblW w:w="0" w:type="auto"/>
+        <w:jc w:val="center"/>
+        <w:tblLayout w:type="fixed"/>
+        <w:tblCellMar>
+          <w:top w:w="30" w:type="dxa"/>
+          <w:left w:w="60" w:type="dxa"/>
+          <w:bottom w:w="30" w:type="dxa"/>
+          <w:right w:w="60" w:type="dxa"/>
+        </w:tblCellMar>
+        <w:tblLook w:val="04A0" w:firstRow="1" w:lastRow="0" w:firstColumn="1" w:lastColumn="0" w:noHBand="0" w:noVBand="1"/>
+      </w:tblPr>
+      <w:tblGrid>
+        <w:gridCol w:w="1735"/>
+        <w:gridCol w:w="2795"/>
+        <w:gridCol w:w="2988"/>
+        <w:gridCol w:w="2120"/>
+      </w:tblGrid>
+      <w:tr>
+        <w:trPr>
+          <w:cantSplit/>
+          <w:tblHeader/>
+        </w:trPr>
+        <w:tc>
+          <w:tcPr>
+            <w:tcW w:type="dxa" w:w="1735"/>
+          </w:tcPr>
+          <w:p>
+            <w:pPr>
+              <w:spacing w:line="276" w:lineRule="auto" w:after="40"/>
+            </w:pPr>
+            <w:r>
+              <w:rPr>
+                <w:rFonts w:ascii="楷体" w:hAnsi="楷体"/>
+                <w:b/>
+                <w:sz w:val="21"/>
+              </w:rPr>
+              <w:t>编号／情境</w:t>
+            </w:r>
+          </w:p>
+        </w:tc>
+        <w:tc>
+          <w:tcPr>
+            <w:tcW w:type="dxa" w:w="2795"/>
+          </w:tcPr>
+          <w:p>
+            <w:pPr>
+              <w:spacing w:line="276" w:lineRule="auto" w:after="40"/>
+            </w:pPr>
+            <w:r>
+              <w:rPr>
+                <w:rFonts w:ascii="楷体" w:hAnsi="楷体"/>
+                <w:b/>
+                <w:sz w:val="21"/>
+              </w:rPr>
+              <w:t>可观察目标</w:t>
+            </w:r>
+          </w:p>
+        </w:tc>
+        <w:tc>
+          <w:tcPr>
+            <w:tcW w:type="dxa" w:w="2988"/>
+          </w:tcPr>
+          <w:p>
+            <w:pPr>
+              <w:spacing w:line="276" w:lineRule="auto" w:after="40"/>
+            </w:pPr>
+            <w:r>
+              <w:rPr>
+                <w:rFonts w:ascii="楷体" w:hAnsi="楷体"/>
+                <w:b/>
+                <w:sz w:val="21"/>
+              </w:rPr>
+              <w:t>方法与依据</w:t>
+            </w:r>
+          </w:p>
+        </w:tc>
+        <w:tc>
+          <w:tcPr>
+            <w:tcW w:type="dxa" w:w="2120"/>
+          </w:tcPr>
+          <w:p>
+            <w:pPr>
+              <w:spacing w:line="276" w:lineRule="auto" w:after="40"/>
+            </w:pPr>
+            <w:r>
+              <w:rPr>
+                <w:rFonts w:ascii="楷体" w:hAnsi="楷体"/>
+                <w:b/>
+                <w:sz w:val="21"/>
+              </w:rPr>
+              <w:t>当前范围／取舍</w:t>
+            </w:r>
+          </w:p>
+        </w:tc>
+      </w:tr>
+      <w:tr>
+        <w:trPr>
+          <w:cantSplit/>
+        </w:trPr>
+        <w:tc>
+          <w:tcPr>
+            <w:tcW w:type="dxa" w:w="1735"/>
+          </w:tcPr>
+          <w:p>
+            <w:pPr>
+              <w:spacing w:line="276" w:lineRule="auto" w:after="40"/>
+            </w:pPr>
+            <w:r>
+              <w:rPr>
+                <w:rFonts w:ascii="楷体" w:hAnsi="楷体"/>
+                <w:b w:val="0"/>
+                <w:sz w:val="21"/>
+              </w:rPr>
+              <w:t>Q-C-01 重复与竞争</w:t>
+            </w:r>
+          </w:p>
+        </w:tc>
+        <w:tc>
+          <w:tcPr>
+            <w:tcW w:type="dxa" w:w="2795"/>
+          </w:tcPr>
+          <w:p>
+            <w:pPr>
+              <w:spacing w:line="276" w:lineRule="auto" w:after="40"/>
+            </w:pPr>
+            <w:r>
+              <w:rPr>
+                <w:rFonts w:ascii="楷体" w:hAnsi="楷体"/>
+                <w:b w:val="0"/>
+                <w:sz w:val="21"/>
+              </w:rPr>
+              <w:t>至多一笔有效订单；无孤立占用；成交只计一次</w:t>
+            </w:r>
+          </w:p>
+        </w:tc>
+        <w:tc>
+          <w:tcPr>
+            <w:tcW w:type="dxa" w:w="2988"/>
+          </w:tcPr>
+          <w:p>
+            <w:pPr>
+              <w:spacing w:line="276" w:lineRule="auto" w:after="40"/>
+            </w:pPr>
+            <w:r>
+              <w:rPr>
+                <w:rFonts w:ascii="楷体" w:hAnsi="楷体"/>
+                <w:b w:val="0"/>
+                <w:sz w:val="21"/>
+              </w:rPr>
+              <w:t>BR06、10、18、20；核对最终对象与回执</w:t>
+            </w:r>
+          </w:p>
+        </w:tc>
+        <w:tc>
+          <w:tcPr>
+            <w:tcW w:type="dxa" w:w="2120"/>
+          </w:tcPr>
+          <w:p>
+            <w:pPr>
+              <w:spacing w:line="276" w:lineRule="auto" w:after="40"/>
+            </w:pPr>
+            <w:r>
+              <w:rPr>
+                <w:rFonts w:ascii="楷体" w:hAnsi="楷体"/>
+                <w:b w:val="0"/>
+                <w:sz w:val="21"/>
+              </w:rPr>
+              <w:t>已查顺序模拟；真实并发未验证</w:t>
+            </w:r>
+          </w:p>
+        </w:tc>
+      </w:tr>
+      <w:tr>
+        <w:trPr>
+          <w:cantSplit/>
+        </w:trPr>
+        <w:tc>
+          <w:tcPr>
+            <w:tcW w:type="dxa" w:w="1735"/>
+          </w:tcPr>
+          <w:p>
+            <w:pPr>
+              <w:spacing w:line="276" w:lineRule="auto" w:after="40"/>
+            </w:pPr>
+            <w:r>
+              <w:rPr>
+                <w:rFonts w:ascii="楷体" w:hAnsi="楷体"/>
+                <w:b w:val="0"/>
+                <w:sz w:val="21"/>
+              </w:rPr>
+              <w:t>Q-C-02 越权与受限</w:t>
+            </w:r>
+          </w:p>
+        </w:tc>
+        <w:tc>
+          <w:tcPr>
+            <w:tcW w:type="dxa" w:w="2795"/>
+          </w:tcPr>
+          <w:p>
+            <w:pPr>
+              <w:spacing w:line="276" w:lineRule="auto" w:after="40"/>
+            </w:pPr>
+            <w:r>
+              <w:rPr>
+                <w:rFonts w:ascii="楷体" w:hAnsi="楷体"/>
+                <w:b w:val="0"/>
+                <w:sz w:val="21"/>
+              </w:rPr>
+              <w:t>非当事人无私有订单；受限旧单保留原阶段权利</w:t>
+            </w:r>
+          </w:p>
+        </w:tc>
+        <w:tc>
+          <w:tcPr>
+            <w:tcW w:type="dxa" w:w="2988"/>
+          </w:tcPr>
+          <w:p>
+            <w:pPr>
+              <w:spacing w:line="276" w:lineRule="auto" w:after="40"/>
+            </w:pPr>
+            <w:r>
+              <w:rPr>
+                <w:rFonts w:ascii="楷体" w:hAnsi="楷体"/>
+                <w:b w:val="0"/>
+                <w:sz w:val="21"/>
+              </w:rPr>
+              <w:t>BR08、12、14；切换角色核对允许及拒绝</w:t>
+            </w:r>
+          </w:p>
+        </w:tc>
+        <w:tc>
+          <w:tcPr>
+            <w:tcW w:type="dxa" w:w="2120"/>
+          </w:tcPr>
+          <w:p>
+            <w:pPr>
+              <w:spacing w:line="276" w:lineRule="auto" w:after="40"/>
+            </w:pPr>
+            <w:r>
+              <w:rPr>
+                <w:rFonts w:ascii="楷体" w:hAnsi="楷体"/>
+                <w:b w:val="0"/>
+                <w:sz w:val="21"/>
+              </w:rPr>
+              <w:t>模拟角色测试；真实认证未验证</w:t>
+            </w:r>
+          </w:p>
+        </w:tc>
+      </w:tr>
+      <w:tr>
+        <w:trPr>
+          <w:cantSplit/>
+        </w:trPr>
+        <w:tc>
+          <w:tcPr>
+            <w:tcW w:type="dxa" w:w="1735"/>
+          </w:tcPr>
+          <w:p>
+            <w:pPr>
+              <w:spacing w:line="276" w:lineRule="auto" w:after="40"/>
+            </w:pPr>
+            <w:r>
+              <w:rPr>
+                <w:rFonts w:ascii="楷体" w:hAnsi="楷体"/>
+                <w:b w:val="0"/>
+                <w:sz w:val="21"/>
+              </w:rPr>
+              <w:t>Q-C-03 通知及响应失败</w:t>
+            </w:r>
+          </w:p>
+        </w:tc>
+        <w:tc>
+          <w:tcPr>
+            <w:tcW w:type="dxa" w:w="2795"/>
+          </w:tcPr>
+          <w:p>
+            <w:pPr>
+              <w:spacing w:line="276" w:lineRule="auto" w:after="40"/>
+            </w:pPr>
+            <w:r>
+              <w:rPr>
+                <w:rFonts w:ascii="楷体" w:hAnsi="楷体"/>
+                <w:b w:val="0"/>
+                <w:sz w:val="21"/>
+              </w:rPr>
+              <w:t>业务结果保持，可查询原回执；重试不重复执行</w:t>
+            </w:r>
+          </w:p>
+        </w:tc>
+        <w:tc>
+          <w:tcPr>
+            <w:tcW w:type="dxa" w:w="2988"/>
+          </w:tcPr>
+          <w:p>
+            <w:pPr>
+              <w:spacing w:line="276" w:lineRule="auto" w:after="40"/>
+            </w:pPr>
+            <w:r>
+              <w:rPr>
+                <w:rFonts w:ascii="楷体" w:hAnsi="楷体"/>
+                <w:b w:val="0"/>
+                <w:sz w:val="21"/>
+              </w:rPr>
+              <w:t>1.6、BR10、16；注入丢响应与通知失败</w:t>
+            </w:r>
+          </w:p>
+        </w:tc>
+        <w:tc>
+          <w:tcPr>
+            <w:tcW w:type="dxa" w:w="2120"/>
+          </w:tcPr>
+          <w:p>
+            <w:pPr>
+              <w:spacing w:line="276" w:lineRule="auto" w:after="40"/>
+            </w:pPr>
+            <w:r>
+              <w:rPr>
+                <w:rFonts w:ascii="楷体" w:hAnsi="楷体"/>
+                <w:b w:val="0"/>
+                <w:sz w:val="21"/>
+              </w:rPr>
+              <w:t>内存故障注入；外部服务未接入</w:t>
+            </w:r>
+          </w:p>
+        </w:tc>
+      </w:tr>
+      <w:tr>
+        <w:trPr>
+          <w:cantSplit/>
+        </w:trPr>
+        <w:tc>
+          <w:tcPr>
+            <w:tcW w:type="dxa" w:w="1735"/>
+          </w:tcPr>
+          <w:p>
+            <w:pPr>
+              <w:spacing w:line="276" w:lineRule="auto" w:after="40"/>
+            </w:pPr>
+            <w:r>
+              <w:rPr>
+                <w:rFonts w:ascii="楷体" w:hAnsi="楷体"/>
+                <w:b w:val="0"/>
+                <w:sz w:val="21"/>
+              </w:rPr>
+              <w:t>Q-C-04 操作理解</w:t>
+            </w:r>
+          </w:p>
+        </w:tc>
+        <w:tc>
+          <w:tcPr>
+            <w:tcW w:type="dxa" w:w="2795"/>
+          </w:tcPr>
+          <w:p>
+            <w:pPr>
+              <w:spacing w:line="276" w:lineRule="auto" w:after="40"/>
+            </w:pPr>
+            <w:r>
+              <w:rPr>
+                <w:rFonts w:ascii="楷体" w:hAnsi="楷体"/>
+                <w:b w:val="0"/>
+                <w:sz w:val="21"/>
+              </w:rPr>
+              <w:t>必要声明和原因有提示；阶段、失败与恢复路径可辨</w:t>
+            </w:r>
+          </w:p>
+        </w:tc>
+        <w:tc>
+          <w:tcPr>
+            <w:tcW w:type="dxa" w:w="2988"/>
+          </w:tcPr>
+          <w:p>
+            <w:pPr>
+              <w:spacing w:line="276" w:lineRule="auto" w:after="40"/>
+            </w:pPr>
+            <w:r>
+              <w:rPr>
+                <w:rFonts w:ascii="楷体" w:hAnsi="楷体"/>
+                <w:b w:val="0"/>
+                <w:sz w:val="21"/>
+              </w:rPr>
+              <w:t>UC05—07、BR09；实际页面操作与人工走查</w:t>
+            </w:r>
+          </w:p>
+        </w:tc>
+        <w:tc>
+          <w:tcPr>
+            <w:tcW w:type="dxa" w:w="2120"/>
+          </w:tcPr>
+          <w:p>
+            <w:pPr>
+              <w:spacing w:line="276" w:lineRule="auto" w:after="40"/>
+            </w:pPr>
+            <w:r>
+              <w:rPr>
+                <w:rFonts w:ascii="楷体" w:hAnsi="楷体"/>
+                <w:b w:val="0"/>
+                <w:sz w:val="21"/>
+              </w:rPr>
+              <w:t>页面检查已执行；人工观察待补</w:t>
+            </w:r>
+          </w:p>
+        </w:tc>
+      </w:tr>
+      <w:tr>
+        <w:trPr>
+          <w:cantSplit/>
+        </w:trPr>
+        <w:tc>
+          <w:tcPr>
+            <w:tcW w:type="dxa" w:w="1735"/>
+          </w:tcPr>
+          <w:p>
+            <w:pPr>
+              <w:spacing w:line="276" w:lineRule="auto" w:after="40"/>
+            </w:pPr>
+            <w:r>
+              <w:rPr>
+                <w:rFonts w:ascii="楷体" w:hAnsi="楷体"/>
+                <w:b w:val="0"/>
+                <w:sz w:val="21"/>
+              </w:rPr>
+              <w:t>Q-C-05 规则变化</w:t>
+            </w:r>
+          </w:p>
+        </w:tc>
+        <w:tc>
+          <w:tcPr>
+            <w:tcW w:type="dxa" w:w="2795"/>
+          </w:tcPr>
+          <w:p>
+            <w:pPr>
+              <w:spacing w:line="276" w:lineRule="auto" w:after="40"/>
+            </w:pPr>
+            <w:r>
+              <w:rPr>
+                <w:rFonts w:ascii="楷体" w:hAnsi="楷体"/>
+                <w:b w:val="0"/>
+                <w:sz w:val="21"/>
+              </w:rPr>
+              <w:t>同一BR/ST能定位到实现、场景及复验结果</w:t>
+            </w:r>
+          </w:p>
+        </w:tc>
+        <w:tc>
+          <w:tcPr>
+            <w:tcW w:type="dxa" w:w="2988"/>
+          </w:tcPr>
+          <w:p>
+            <w:pPr>
+              <w:spacing w:line="276" w:lineRule="auto" w:after="40"/>
+            </w:pPr>
+            <w:r>
+              <w:rPr>
+                <w:rFonts w:ascii="楷体" w:hAnsi="楷体"/>
+                <w:b w:val="0"/>
+                <w:sz w:val="21"/>
+              </w:rPr>
+              <w:t>BR16及协作协议；检查引用与版本</w:t>
+            </w:r>
+          </w:p>
+        </w:tc>
+        <w:tc>
+          <w:tcPr>
+            <w:tcW w:type="dxa" w:w="2120"/>
+          </w:tcPr>
+          <w:p>
+            <w:pPr>
+              <w:spacing w:line="276" w:lineRule="auto" w:after="40"/>
+            </w:pPr>
+            <w:r>
+              <w:rPr>
+                <w:rFonts w:ascii="楷体" w:hAnsi="楷体"/>
+                <w:b w:val="0"/>
+                <w:sz w:val="21"/>
+              </w:rPr>
+              <w:t>核心映射已建立；D独立复核待补</w:t>
+            </w:r>
+          </w:p>
+        </w:tc>
+      </w:tr>
+      <w:tr>
+        <w:trPr>
+          <w:cantSplit/>
+        </w:trPr>
+        <w:tc>
+          <w:tcPr>
+            <w:tcW w:type="dxa" w:w="1735"/>
+          </w:tcPr>
+          <w:p>
+            <w:pPr>
+              <w:spacing w:line="276" w:lineRule="auto" w:after="40"/>
+            </w:pPr>
+            <w:r>
+              <w:rPr>
+                <w:rFonts w:ascii="楷体" w:hAnsi="楷体"/>
+                <w:b w:val="0"/>
+                <w:sz w:val="21"/>
+              </w:rPr>
+              <w:t>Q-C-06 性能与容量</w:t>
+            </w:r>
+          </w:p>
+        </w:tc>
+        <w:tc>
+          <w:tcPr>
+            <w:tcW w:type="dxa" w:w="2795"/>
+          </w:tcPr>
+          <w:p>
+            <w:pPr>
+              <w:spacing w:line="276" w:lineRule="auto" w:after="40"/>
+            </w:pPr>
+            <w:r>
+              <w:rPr>
+                <w:rFonts w:ascii="楷体" w:hAnsi="楷体"/>
+                <w:b w:val="0"/>
+                <w:sz w:val="21"/>
+              </w:rPr>
+              <w:t>条件、规模、指标及阈值均有确认依据</w:t>
+            </w:r>
+          </w:p>
+        </w:tc>
+        <w:tc>
+          <w:tcPr>
+            <w:tcW w:type="dxa" w:w="2988"/>
+          </w:tcPr>
+          <w:p>
+            <w:pPr>
+              <w:spacing w:line="276" w:lineRule="auto" w:after="40"/>
+            </w:pPr>
+            <w:r>
+              <w:rPr>
+                <w:rFonts w:ascii="楷体" w:hAnsi="楷体"/>
+                <w:b w:val="0"/>
+                <w:sz w:val="21"/>
+              </w:rPr>
+              <w:t>待确认TBD-C-01；实现后负载测量</w:t>
+            </w:r>
+          </w:p>
+        </w:tc>
+        <w:tc>
+          <w:tcPr>
+            <w:tcW w:type="dxa" w:w="2120"/>
+          </w:tcPr>
+          <w:p>
+            <w:pPr>
+              <w:spacing w:line="276" w:lineRule="auto" w:after="40"/>
+            </w:pPr>
+            <w:r>
+              <w:rPr>
+                <w:rFonts w:ascii="楷体" w:hAnsi="楷体"/>
+                <w:b w:val="0"/>
+                <w:sz w:val="21"/>
+              </w:rPr>
+              <w:t>未指定无依据数值；未验证</w:t>
+            </w:r>
+          </w:p>
+        </w:tc>
+      </w:tr>
+      <w:tr>
+        <w:trPr>
+          <w:cantSplit/>
+        </w:trPr>
+        <w:tc>
+          <w:tcPr>
+            <w:tcW w:type="dxa" w:w="1735"/>
+          </w:tcPr>
+          <w:p>
+            <w:pPr>
+              <w:spacing w:line="276" w:lineRule="auto" w:after="40"/>
+            </w:pPr>
+            <w:r>
+              <w:rPr>
+                <w:rFonts w:ascii="楷体" w:hAnsi="楷体"/>
+                <w:b w:val="0"/>
+                <w:sz w:val="21"/>
+              </w:rPr>
+              <w:t>Q-C-07 恢复与数据保留</w:t>
+            </w:r>
+          </w:p>
+        </w:tc>
+        <w:tc>
+          <w:tcPr>
+            <w:tcW w:type="dxa" w:w="2795"/>
+          </w:tcPr>
+          <w:p>
+            <w:pPr>
+              <w:spacing w:line="276" w:lineRule="auto" w:after="40"/>
+            </w:pPr>
+            <w:r>
+              <w:rPr>
+                <w:rFonts w:ascii="楷体" w:hAnsi="楷体"/>
+                <w:b w:val="0"/>
+                <w:sz w:val="21"/>
+              </w:rPr>
+              <w:t>明确恢复目标、允许丢失及删除范围后可复测</w:t>
+            </w:r>
+          </w:p>
+        </w:tc>
+        <w:tc>
+          <w:tcPr>
+            <w:tcW w:type="dxa" w:w="2988"/>
+          </w:tcPr>
+          <w:p>
+            <w:pPr>
+              <w:spacing w:line="276" w:lineRule="auto" w:after="40"/>
+            </w:pPr>
+            <w:r>
+              <w:rPr>
+                <w:rFonts w:ascii="楷体" w:hAnsi="楷体"/>
+                <w:b w:val="0"/>
+                <w:sz w:val="21"/>
+              </w:rPr>
+              <w:t>TBD-C-02、TBD-B-04；故障恢复及记录核对</w:t>
+            </w:r>
+          </w:p>
+        </w:tc>
+        <w:tc>
+          <w:tcPr>
+            <w:tcW w:type="dxa" w:w="2120"/>
+          </w:tcPr>
+          <w:p>
+            <w:pPr>
+              <w:spacing w:line="276" w:lineRule="auto" w:after="40"/>
+            </w:pPr>
+            <w:r>
+              <w:rPr>
+                <w:rFonts w:ascii="楷体" w:hAnsi="楷体"/>
+                <w:b w:val="0"/>
+                <w:sz w:val="21"/>
+              </w:rPr>
+              <w:t>仅方案；不以刷新重置代替恢复</w:t>
+            </w:r>
+          </w:p>
+        </w:tc>
+      </w:tr>
+    </w:tbl>
     <w:p>
       <w:pPr>
         <w:keepNext/>
@@ -27691,6 +29325,375 @@
         <w:t>原型走查与实际验证摘要</w:t>
       </w:r>
       <w:bookmarkEnd w:id="43"/>
+    </w:p>
+    <w:p>
+      <w:pPr>
+        <w:spacing w:after="120" w:line="360" w:lineRule="auto"/>
+        <w:ind w:firstLine="480"/>
+      </w:pPr>
+      <w:r>
+        <w:rPr>
+          <w:rFonts w:ascii="楷体" w:hAnsi="楷体"/>
+          <w:sz w:val="24"/>
+        </w:rPr>
+        <w:t>本轮使用C-prototype-v1本地内存原型，入口为attachments/C/prototype/index.html，直接用浏览器打开。核心范围为UC05下单及重试、UC06接单／交付／本人确认、UC07取消、UC10履约争议及UC11账户限制，并辅助模拟旧单沟通和终态反馈。输入依据为A/B交接的用例、BR和ST；7.1尚未提供正式验收标准，因此以下为C角色自测，等待D维护标准后复核，不登记为全系统验收。</w:t>
+      </w:r>
+    </w:p>
+    <w:p>
+      <w:pPr>
+        <w:spacing w:after="120" w:line="360" w:lineRule="auto"/>
+        <w:ind w:firstLine="480"/>
+      </w:pPr>
+      <w:r>
+        <w:rPr>
+          <w:rFonts w:ascii="楷体" w:hAnsi="楷体"/>
+          <w:sz w:val="24"/>
+        </w:rPr>
+        <w:t>表7-1 C角色实际验证摘要</w:t>
+      </w:r>
+    </w:p>
+    <w:tbl>
+      <w:tblPr>
+        <w:tblStyle w:val="aff1"/>
+        <w:tblW w:w="0" w:type="auto"/>
+        <w:jc w:val="center"/>
+        <w:tblLayout w:type="fixed"/>
+        <w:tblCellMar>
+          <w:top w:w="30" w:type="dxa"/>
+          <w:left w:w="60" w:type="dxa"/>
+          <w:bottom w:w="30" w:type="dxa"/>
+          <w:right w:w="60" w:type="dxa"/>
+        </w:tblCellMar>
+        <w:tblLook w:val="04A0" w:firstRow="1" w:lastRow="0" w:firstColumn="1" w:lastColumn="0" w:noHBand="0" w:noVBand="1"/>
+      </w:tblPr>
+      <w:tblGrid>
+        <w:gridCol w:w="1735"/>
+        <w:gridCol w:w="2795"/>
+        <w:gridCol w:w="2988"/>
+        <w:gridCol w:w="2120"/>
+      </w:tblGrid>
+      <w:tr>
+        <w:trPr>
+          <w:cantSplit/>
+          <w:tblHeader/>
+        </w:trPr>
+        <w:tc>
+          <w:tcPr>
+            <w:tcW w:type="dxa" w:w="1735"/>
+          </w:tcPr>
+          <w:p>
+            <w:pPr>
+              <w:spacing w:line="276" w:lineRule="auto" w:after="40"/>
+            </w:pPr>
+            <w:r>
+              <w:rPr>
+                <w:rFonts w:ascii="楷体" w:hAnsi="楷体"/>
+                <w:b/>
+                <w:sz w:val="21"/>
+              </w:rPr>
+              <w:t>层级</w:t>
+            </w:r>
+          </w:p>
+        </w:tc>
+        <w:tc>
+          <w:tcPr>
+            <w:tcW w:type="dxa" w:w="2795"/>
+          </w:tcPr>
+          <w:p>
+            <w:pPr>
+              <w:spacing w:line="276" w:lineRule="auto" w:after="40"/>
+            </w:pPr>
+            <w:r>
+              <w:rPr>
+                <w:rFonts w:ascii="楷体" w:hAnsi="楷体"/>
+                <w:b/>
+                <w:sz w:val="21"/>
+              </w:rPr>
+              <w:t>执行与结果</w:t>
+            </w:r>
+          </w:p>
+        </w:tc>
+        <w:tc>
+          <w:tcPr>
+            <w:tcW w:type="dxa" w:w="2988"/>
+          </w:tcPr>
+          <w:p>
+            <w:pPr>
+              <w:spacing w:line="276" w:lineRule="auto" w:after="40"/>
+            </w:pPr>
+            <w:r>
+              <w:rPr>
+                <w:rFonts w:ascii="楷体" w:hAnsi="楷体"/>
+                <w:b/>
+                <w:sz w:val="21"/>
+              </w:rPr>
+              <w:t>证据位置</w:t>
+            </w:r>
+          </w:p>
+        </w:tc>
+        <w:tc>
+          <w:tcPr>
+            <w:tcW w:type="dxa" w:w="2120"/>
+          </w:tcPr>
+          <w:p>
+            <w:pPr>
+              <w:spacing w:line="276" w:lineRule="auto" w:after="40"/>
+            </w:pPr>
+            <w:r>
+              <w:rPr>
+                <w:rFonts w:ascii="楷体" w:hAnsi="楷体"/>
+                <w:b/>
+                <w:sz w:val="21"/>
+              </w:rPr>
+              <w:t>限制</w:t>
+            </w:r>
+          </w:p>
+        </w:tc>
+      </w:tr>
+      <w:tr>
+        <w:trPr>
+          <w:cantSplit/>
+        </w:trPr>
+        <w:tc>
+          <w:tcPr>
+            <w:tcW w:type="dxa" w:w="1735"/>
+          </w:tcPr>
+          <w:p>
+            <w:pPr>
+              <w:spacing w:line="276" w:lineRule="auto" w:after="40"/>
+            </w:pPr>
+            <w:r>
+              <w:rPr>
+                <w:rFonts w:ascii="楷体" w:hAnsi="楷体"/>
+                <w:b w:val="0"/>
+                <w:sz w:val="21"/>
+              </w:rPr>
+              <w:t>程序模拟</w:t>
+            </w:r>
+          </w:p>
+        </w:tc>
+        <w:tc>
+          <w:tcPr>
+            <w:tcW w:type="dxa" w:w="2795"/>
+          </w:tcPr>
+          <w:p>
+            <w:pPr>
+              <w:spacing w:line="276" w:lineRule="auto" w:after="40"/>
+            </w:pPr>
+            <w:r>
+              <w:rPr>
+                <w:rFonts w:ascii="楷体" w:hAnsi="楷体"/>
+                <w:b w:val="0"/>
+                <w:sz w:val="21"/>
+              </w:rPr>
+              <w:t>SC-C-01—22共22组、73项断言通过；覆盖正常、权限、状态转换、异常</w:t>
+            </w:r>
+          </w:p>
+        </w:tc>
+        <w:tc>
+          <w:tcPr>
+            <w:tcW w:type="dxa" w:w="2988"/>
+          </w:tcPr>
+          <w:p>
+            <w:pPr>
+              <w:spacing w:line="276" w:lineRule="auto" w:after="40"/>
+            </w:pPr>
+            <w:r>
+              <w:rPr>
+                <w:rFonts w:ascii="楷体" w:hAnsi="楷体"/>
+                <w:b w:val="0"/>
+                <w:sz w:val="21"/>
+              </w:rPr>
+              <w:t>E-C-03、E-C-04；attachments/C/verification/程序验证结果.json</w:t>
+            </w:r>
+          </w:p>
+        </w:tc>
+        <w:tc>
+          <w:tcPr>
+            <w:tcW w:type="dxa" w:w="2120"/>
+          </w:tcPr>
+          <w:p>
+            <w:pPr>
+              <w:spacing w:line="276" w:lineRule="auto" w:after="40"/>
+            </w:pPr>
+            <w:r>
+              <w:rPr>
+                <w:rFonts w:ascii="楷体" w:hAnsi="楷体"/>
+                <w:b w:val="0"/>
+                <w:sz w:val="21"/>
+              </w:rPr>
+              <w:t>单进程顺序与故障模拟；非后台并发</w:t>
+            </w:r>
+          </w:p>
+        </w:tc>
+      </w:tr>
+      <w:tr>
+        <w:trPr>
+          <w:cantSplit/>
+        </w:trPr>
+        <w:tc>
+          <w:tcPr>
+            <w:tcW w:type="dxa" w:w="1735"/>
+          </w:tcPr>
+          <w:p>
+            <w:pPr>
+              <w:spacing w:line="276" w:lineRule="auto" w:after="40"/>
+            </w:pPr>
+            <w:r>
+              <w:rPr>
+                <w:rFonts w:ascii="楷体" w:hAnsi="楷体"/>
+                <w:b w:val="0"/>
+                <w:sz w:val="21"/>
+              </w:rPr>
+              <w:t>页面操作</w:t>
+            </w:r>
+          </w:p>
+        </w:tc>
+        <w:tc>
+          <w:tcPr>
+            <w:tcW w:type="dxa" w:w="2795"/>
+          </w:tcPr>
+          <w:p>
+            <w:pPr>
+              <w:spacing w:line="276" w:lineRule="auto" w:after="40"/>
+            </w:pPr>
+            <w:r>
+              <w:rPr>
+                <w:rFonts w:ascii="楷体" w:hAnsi="楷体"/>
+                <w:b w:val="0"/>
+                <w:sz w:val="21"/>
+              </w:rPr>
+              <w:t>UI-C-01—07共7组通过；涵盖闭环、取消校验、争议、重试、受限旧单及窄屏</w:t>
+            </w:r>
+          </w:p>
+        </w:tc>
+        <w:tc>
+          <w:tcPr>
+            <w:tcW w:type="dxa" w:w="2988"/>
+          </w:tcPr>
+          <w:p>
+            <w:pPr>
+              <w:spacing w:line="276" w:lineRule="auto" w:after="40"/>
+            </w:pPr>
+            <w:r>
+              <w:rPr>
+                <w:rFonts w:ascii="楷体" w:hAnsi="楷体"/>
+                <w:b w:val="0"/>
+                <w:sz w:val="21"/>
+              </w:rPr>
+              <w:t>E-C-05；attachments/C/verification/页面验证结果.json及截图</w:t>
+            </w:r>
+          </w:p>
+        </w:tc>
+        <w:tc>
+          <w:tcPr>
+            <w:tcW w:type="dxa" w:w="2120"/>
+          </w:tcPr>
+          <w:p>
+            <w:pPr>
+              <w:spacing w:line="276" w:lineRule="auto" w:after="40"/>
+            </w:pPr>
+            <w:r>
+              <w:rPr>
+                <w:rFonts w:ascii="楷体" w:hAnsi="楷体"/>
+                <w:b w:val="0"/>
+                <w:sz w:val="21"/>
+              </w:rPr>
+              <w:t>agent实际点击；非学生人工观察</w:t>
+            </w:r>
+          </w:p>
+        </w:tc>
+      </w:tr>
+      <w:tr>
+        <w:trPr>
+          <w:cantSplit/>
+        </w:trPr>
+        <w:tc>
+          <w:tcPr>
+            <w:tcW w:type="dxa" w:w="1735"/>
+          </w:tcPr>
+          <w:p>
+            <w:pPr>
+              <w:spacing w:line="276" w:lineRule="auto" w:after="40"/>
+            </w:pPr>
+            <w:r>
+              <w:rPr>
+                <w:rFonts w:ascii="楷体" w:hAnsi="楷体"/>
+                <w:b w:val="0"/>
+                <w:sz w:val="21"/>
+              </w:rPr>
+              <w:t>人工与独立复核</w:t>
+            </w:r>
+          </w:p>
+        </w:tc>
+        <w:tc>
+          <w:tcPr>
+            <w:tcW w:type="dxa" w:w="2795"/>
+          </w:tcPr>
+          <w:p>
+            <w:pPr>
+              <w:spacing w:line="276" w:lineRule="auto" w:after="40"/>
+            </w:pPr>
+            <w:r>
+              <w:rPr>
+                <w:rFonts w:ascii="楷体" w:hAnsi="楷体"/>
+                <w:b w:val="0"/>
+                <w:sz w:val="21"/>
+              </w:rPr>
+              <w:t>人工走查及D独立复核尚未开展；已提供操作脚本和待复核问题</w:t>
+            </w:r>
+          </w:p>
+        </w:tc>
+        <w:tc>
+          <w:tcPr>
+            <w:tcW w:type="dxa" w:w="2988"/>
+          </w:tcPr>
+          <w:p>
+            <w:pPr>
+              <w:spacing w:line="276" w:lineRule="auto" w:after="40"/>
+            </w:pPr>
+            <w:r>
+              <w:rPr>
+                <w:rFonts w:ascii="楷体" w:hAnsi="楷体"/>
+                <w:b w:val="0"/>
+                <w:sz w:val="21"/>
+              </w:rPr>
+              <w:t>E-C-03、E-C-06；质量报告A.5—A.7</w:t>
+            </w:r>
+          </w:p>
+        </w:tc>
+        <w:tc>
+          <w:tcPr>
+            <w:tcW w:type="dxa" w:w="2120"/>
+          </w:tcPr>
+          <w:p>
+            <w:pPr>
+              <w:spacing w:line="276" w:lineRule="auto" w:after="40"/>
+            </w:pPr>
+            <w:r>
+              <w:rPr>
+                <w:rFonts w:ascii="楷体" w:hAnsi="楷体"/>
+                <w:b w:val="0"/>
+                <w:sz w:val="21"/>
+              </w:rPr>
+              <w:t>保留未验证，不填写虚假参与者或通过结论</w:t>
+            </w:r>
+          </w:p>
+        </w:tc>
+      </w:tr>
+    </w:tbl>
+    <w:p>
+      <w:pPr>
+        <w:spacing w:after="120" w:line="360" w:lineRule="auto"/>
+        <w:ind w:firstLine="480"/>
+      </w:pPr>
+      <w:r>
+        <w:rPr>
+          <w:rFonts w:ascii="楷体" w:hAnsi="楷体"/>
+          <w:sz w:val="24"/>
+        </w:rPr>
+        <w:t>原型不含真实登录授权、持久化、外部通知、在线支付和生产部署。程序运行及页面操作记录按SC/PV编号关联，所有数据为模拟；结果沿用A规则的待成员复核状态。上游口径问题和C修复记录见attachments/C/问题清单与复验.md，A/B正文及原件未因本轮验证被改写。</w:t>
+      </w:r>
     </w:p>
     <w:p>
       <w:pPr>
